--- a/tools/EDITOR-HANDOVER-GUIDE.docx
+++ b/tools/EDITOR-HANDOVER-GUIDE.docx
@@ -698,7 +698,7 @@
       </w:pPr>
       <w:r>
         <w:rPr>
-          <w:rFonts w:ascii="Consolas" w:hAnsi="Consolas" w:eastAsia="Consolas"/>
+          <w:rFonts w:ascii="Consolas" w:hAnsi="Consolas"/>
           <w:sz w:val="17"/>
         </w:rPr>
         <w:t>python -m pip install reportlab</w:t>
@@ -780,7 +780,7 @@
       </w:pPr>
       <w:r>
         <w:rPr>
-          <w:rFonts w:ascii="Consolas" w:hAnsi="Consolas" w:eastAsia="Consolas"/>
+          <w:rFonts w:ascii="Consolas" w:hAnsi="Consolas"/>
           <w:sz w:val="17"/>
         </w:rPr>
         <w:t>python --version</w:t>
@@ -1376,7 +1376,7 @@
       </w:pPr>
       <w:r>
         <w:rPr>
-          <w:rFonts w:ascii="Consolas" w:hAnsi="Consolas" w:eastAsia="Consolas"/>
+          <w:rFonts w:ascii="Consolas" w:hAnsi="Consolas"/>
           <w:sz w:val="17"/>
         </w:rPr>
         <w:t>V = '233'</w:t>
@@ -1418,7 +1418,7 @@
       </w:pPr>
       <w:r>
         <w:rPr>
-          <w:rFonts w:ascii="Consolas" w:hAnsi="Consolas" w:eastAsia="Consolas"/>
+          <w:rFonts w:ascii="Consolas" w:hAnsi="Consolas"/>
           <w:sz w:val="17"/>
         </w:rPr>
         <w:t>python tools/build.py</w:t>
@@ -1453,7 +1453,7 @@
       </w:pPr>
       <w:r>
         <w:rPr>
-          <w:rFonts w:ascii="Consolas" w:hAnsi="Consolas" w:eastAsia="Consolas"/>
+          <w:rFonts w:ascii="Consolas" w:hAnsi="Consolas"/>
           <w:sz w:val="17"/>
         </w:rPr>
         <w:t>python tools/preview.py</w:t>
@@ -1974,21 +1974,7 @@
                 <w:color w:val="863B1F"/>
                 <w:sz w:val="20"/>
               </w:rPr>
-              <w:t>PK</w:t>
-            </w:r>
-            <w:r>
-              <w:rPr>
-                <w:sz w:val="19"/>
-              </w:rPr>
-              <w:t xml:space="preserve"> and </w:t>
-            </w:r>
-            <w:r>
-              <w:rPr>
-                <w:rFonts w:ascii="Consolas" w:hAnsi="Consolas"/>
-                <w:color w:val="863B1F"/>
-                <w:sz w:val="20"/>
-              </w:rPr>
-              <w:t>WHO</w:t>
+              <w:t>size changes what a business needs</w:t>
             </w:r>
             <w:r>
               <w:rPr>
@@ -3107,7 +3093,7 @@
       </w:pPr>
       <w:r>
         <w:rPr>
-          <w:rFonts w:ascii="Consolas" w:hAnsi="Consolas" w:eastAsia="Consolas"/>
+          <w:rFonts w:ascii="Consolas" w:hAnsi="Consolas"/>
           <w:sz w:val="17"/>
         </w:rPr>
         <w:t xml:space="preserve">    '2027-11-01': 'Kerala Piravi',</w:t>
@@ -3338,7 +3324,7 @@
       </w:pPr>
       <w:r>
         <w:rPr>
-          <w:rFonts w:ascii="Consolas" w:hAnsi="Consolas" w:eastAsia="Consolas"/>
+          <w:rFonts w:ascii="Consolas" w:hAnsi="Consolas"/>
           <w:sz w:val="17"/>
         </w:rPr>
         <w:t xml:space="preserve">    {'date': '2026-10-15', 'tag': 'GST', 'src': GST_SRC,</w:t>
@@ -3757,7 +3743,7 @@
         <w:t>js/app.js</w:t>
       </w:r>
       <w:r>
-        <w:t xml:space="preserve">, search for </w:t>
+        <w:t xml:space="preserve"> and search for </w:t>
       </w:r>
       <w:r>
         <w:rPr>
@@ -3765,10 +3751,26 @@
           <w:color w:val="863B1F"/>
           <w:sz w:val="20"/>
         </w:rPr>
-        <w:t>PK = {</w:t>
-      </w:r>
-      <w:r>
-        <w:t xml:space="preserve">. Each package has a name, a label ("For individuals") and a list of six items in quotes. Change the words inside the quotes, keep the commas and brackets. The "who it's for" sentence for each is in </w:t>
+        <w:t>size changes what a business needs</w:t>
+      </w:r>
+      <w:r>
+        <w:t>. The Packages answer is built from two layers: a line for the business type and lines for the turnover size. The pieces are:</w:t>
+      </w:r>
+    </w:p>
+    <w:p>
+      <w:pPr>
+        <w:pStyle w:val="ListBullet"/>
+      </w:pPr>
+      <w:r>
+        <w:rPr>
+          <w:rFonts w:ascii="Consolas" w:hAnsi="Consolas"/>
+          <w:color w:val="863B1F"/>
+          <w:sz w:val="20"/>
+        </w:rPr>
+        <w:t>NAME</w:t>
+      </w:r>
+      <w:r>
+        <w:t xml:space="preserve"> and </w:t>
       </w:r>
       <w:r>
         <w:rPr>
@@ -3779,7 +3781,93 @@
         <w:t>WHO</w:t>
       </w:r>
       <w:r>
-        <w:t xml:space="preserve"> just below. Raise </w:t>
+        <w:t>: the plan's name and its "who it's for" sentence.</w:t>
+      </w:r>
+    </w:p>
+    <w:p>
+      <w:pPr>
+        <w:pStyle w:val="ListBullet"/>
+      </w:pPr>
+      <w:r>
+        <w:rPr>
+          <w:rFonts w:ascii="Consolas" w:hAnsi="Consolas"/>
+          <w:color w:val="863B1F"/>
+          <w:sz w:val="20"/>
+        </w:rPr>
+        <w:t>LEAD</w:t>
+      </w:r>
+      <w:r>
+        <w:t>: the first of the three points on the card, one per business type.</w:t>
+      </w:r>
+    </w:p>
+    <w:p>
+      <w:pPr>
+        <w:pStyle w:val="ListBullet"/>
+      </w:pPr>
+      <w:r>
+        <w:rPr>
+          <w:rFonts w:ascii="Consolas" w:hAnsi="Consolas"/>
+          <w:color w:val="863B1F"/>
+          <w:sz w:val="20"/>
+        </w:rPr>
+        <w:t>BIZ_PTS</w:t>
+      </w:r>
+      <w:r>
+        <w:t xml:space="preserve"> and </w:t>
+      </w:r>
+      <w:r>
+        <w:rPr>
+          <w:rFonts w:ascii="Consolas" w:hAnsi="Consolas"/>
+          <w:color w:val="863B1F"/>
+          <w:sz w:val="20"/>
+        </w:rPr>
+        <w:t>IND_PTS</w:t>
+      </w:r>
+      <w:r>
+        <w:t>: the other two points, one pair for each of the four turnover stops (business, and individual).</w:t>
+      </w:r>
+    </w:p>
+    <w:p>
+      <w:pPr>
+        <w:pStyle w:val="ListBullet"/>
+      </w:pPr>
+      <w:r>
+        <w:rPr>
+          <w:rFonts w:ascii="Consolas" w:hAnsi="Consolas"/>
+          <w:color w:val="863B1F"/>
+          <w:sz w:val="20"/>
+        </w:rPr>
+        <w:t>BASE</w:t>
+      </w:r>
+      <w:r>
+        <w:t xml:space="preserve">, </w:t>
+      </w:r>
+      <w:r>
+        <w:rPr>
+          <w:rFonts w:ascii="Consolas" w:hAnsi="Consolas"/>
+          <w:color w:val="863B1F"/>
+          <w:sz w:val="20"/>
+        </w:rPr>
+        <w:t>BIZ_DET</w:t>
+      </w:r>
+      <w:r>
+        <w:t xml:space="preserve"> and </w:t>
+      </w:r>
+      <w:r>
+        <w:rPr>
+          <w:rFonts w:ascii="Consolas" w:hAnsi="Consolas"/>
+          <w:color w:val="863B1F"/>
+          <w:sz w:val="20"/>
+        </w:rPr>
+        <w:t>IND_DET</w:t>
+      </w:r>
+      <w:r>
+        <w:t>: the longer list behind "See everything included".</w:t>
+      </w:r>
+    </w:p>
+    <w:p>
+      <w:r>
+        <w:t xml:space="preserve">Change only the words inside the quotes and keep the commas and brackets. Anything about tax limits (for example when an audit applies) should be checked against the official rules first, then raise </w:t>
       </w:r>
       <w:r>
         <w:rPr>
@@ -3835,7 +3923,7 @@
       </w:pPr>
       <w:r>
         <w:rPr>
-          <w:rFonts w:ascii="Consolas" w:hAnsi="Consolas" w:eastAsia="Consolas"/>
+          <w:rFonts w:ascii="Consolas" w:hAnsi="Consolas"/>
           <w:sz w:val="17"/>
         </w:rPr>
         <w:t>{'slug': 'llp-incorporation', 'tag': 'New ventures', 'title': 'LLP incorporation',</w:t>
@@ -4219,6 +4307,58 @@
         <w:pStyle w:val="ListNumber"/>
       </w:pPr>
       <w:r>
+        <w:t xml:space="preserve">Open </w:t>
+      </w:r>
+      <w:r>
+        <w:rPr>
+          <w:rFonts w:ascii="Consolas" w:hAnsi="Consolas"/>
+          <w:color w:val="863B1F"/>
+          <w:sz w:val="20"/>
+        </w:rPr>
+        <w:t>tools/partials/team.html</w:t>
+      </w:r>
+      <w:r>
+        <w:t xml:space="preserve">, find the picture's </w:t>
+      </w:r>
+      <w:r>
+        <w:rPr>
+          <w:rFonts w:ascii="Consolas" w:hAnsi="Consolas"/>
+          <w:color w:val="863B1F"/>
+          <w:sz w:val="20"/>
+        </w:rPr>
+        <w:t>src="assets/alan-s.webp?v=3"</w:t>
+      </w:r>
+      <w:r>
+        <w:t xml:space="preserve"> (or </w:t>
+      </w:r>
+      <w:r>
+        <w:rPr>
+          <w:rFonts w:ascii="Consolas" w:hAnsi="Consolas"/>
+          <w:color w:val="863B1F"/>
+          <w:sz w:val="20"/>
+        </w:rPr>
+        <w:t>jithu-s.webp</w:t>
+      </w:r>
+      <w:r>
+        <w:t xml:space="preserve">) and raise the number after </w:t>
+      </w:r>
+      <w:r>
+        <w:rPr>
+          <w:rFonts w:ascii="Consolas" w:hAnsi="Consolas"/>
+          <w:color w:val="863B1F"/>
+          <w:sz w:val="20"/>
+        </w:rPr>
+        <w:t>?v=</w:t>
+      </w:r>
+      <w:r>
+        <w:t xml:space="preserve"> by one. Browsers keep images for a week, so without this, returning visitors would still see the old photo.</w:t>
+      </w:r>
+    </w:p>
+    <w:p>
+      <w:pPr>
+        <w:pStyle w:val="ListNumber"/>
+      </w:pPr>
+      <w:r>
         <w:t xml:space="preserve">Raise </w:t>
       </w:r>
       <w:r>
@@ -4230,7 +4370,18 @@
         <w:t>V</w:t>
       </w:r>
       <w:r>
-        <w:t>, build, preview, and check both cards on a phone and a laptop.</w:t>
+        <w:t xml:space="preserve">, build, preview, and check both cards on a phone and a laptop. Keep the width and height numbers in that same </w:t>
+      </w:r>
+      <w:r>
+        <w:rPr>
+          <w:rFonts w:ascii="Consolas" w:hAnsi="Consolas"/>
+          <w:color w:val="863B1F"/>
+          <w:sz w:val="20"/>
+        </w:rPr>
+        <w:t>&lt;img&gt;</w:t>
+      </w:r>
+      <w:r>
+        <w:t xml:space="preserve"> tag matching the new picture's size.</w:t>
       </w:r>
     </w:p>
     <w:p>
@@ -5177,7 +5328,18 @@
         <w:t>campaign</w:t>
       </w:r>
       <w:r>
-        <w:t xml:space="preserve"> fields that tell you which button the visitor came from. The firm should set an email notification: Forms, then </w:t>
+        <w:t xml:space="preserve"> fields that tell you which button the visitor came from, and a </w:t>
+      </w:r>
+      <w:r>
+        <w:rPr>
+          <w:rFonts w:ascii="Consolas" w:hAnsi="Consolas"/>
+          <w:color w:val="863B1F"/>
+          <w:sz w:val="20"/>
+        </w:rPr>
+        <w:t>journey</w:t>
+      </w:r>
+      <w:r>
+        <w:t xml:space="preserve"> field that lists the pages they went through and the choices they made on the way (for example "Page: home &gt; Chose: starting a business &gt; Page: starting-a-business &gt; Page: contact"). The firm should set an email notification: Forms, then </w:t>
       </w:r>
       <w:r>
         <w:rPr>
@@ -6781,7 +6943,7 @@
       </w:pPr>
       <w:r>
         <w:rPr>
-          <w:rFonts w:ascii="Consolas" w:hAnsi="Consolas" w:eastAsia="Consolas"/>
+          <w:rFonts w:ascii="Consolas" w:hAnsi="Consolas"/>
           <w:sz w:val="17"/>
         </w:rPr>
         <w:t>1. Edit the source file (tools/partials/..., tools/build.py, js/app.js, css/styles.css)</w:t>
@@ -7178,13 +7340,27 @@
                 <w:color w:val="863B1F"/>
                 <w:sz w:val="20"/>
               </w:rPr>
-              <w:t>PK</w:t>
+              <w:t>BASE</w:t>
             </w:r>
             <w:r>
               <w:rPr>
                 <w:sz w:val="19"/>
               </w:rPr>
-              <w:t xml:space="preserve"> in </w:t>
+              <w:t xml:space="preserve">, </w:t>
+            </w:r>
+            <w:r>
+              <w:rPr>
+                <w:rFonts w:ascii="Consolas" w:hAnsi="Consolas"/>
+                <w:color w:val="863B1F"/>
+                <w:sz w:val="20"/>
+              </w:rPr>
+              <w:t>BIZ_PTS</w:t>
+            </w:r>
+            <w:r>
+              <w:rPr>
+                <w:sz w:val="19"/>
+              </w:rPr>
+              <w:t xml:space="preserve"> and the lists beside them in </w:t>
             </w:r>
             <w:r>
               <w:rPr>
